--- a/Blind_75.docx
+++ b/Blind_75.docx
@@ -75,12 +75,12 @@
           <w:numId w:val="1"/>
         </w:numPr>
         <w:rPr>
-          <w:color w:val="00B050"/>
+          <w:color w:val="00B0F0"/>
         </w:rPr>
       </w:pPr>
       <w:r>
         <w:rPr>
-          <w:color w:val="00B050"/>
+          <w:color w:val="00B0F0"/>
         </w:rPr>
         <w:t>Product of Array Except Self</w:t>
       </w:r>
@@ -108,20 +108,20 @@
           <w:numId w:val="1"/>
         </w:numPr>
         <w:rPr>
-          <w:color w:val="FF0000"/>
+          <w:color w:val="00B0F0"/>
         </w:rPr>
       </w:pPr>
       <w:r>
         <w:rPr>
-          <w:color w:val="FF0000"/>
+          <w:color w:val="00B0F0"/>
         </w:rPr>
         <w:t>Maximum Product Subarray</w:t>
       </w:r>
       <w:r>
         <w:rPr>
-          <w:color w:val="FF0000"/>
+          <w:color w:val="00B0F0"/>
         </w:rPr>
-        <w:t xml:space="preserve"> (173/191)</w:t>
+        <w:t xml:space="preserve"> </w:t>
       </w:r>
     </w:p>
     <w:p>
@@ -132,12 +132,12 @@
           <w:numId w:val="1"/>
         </w:numPr>
         <w:rPr>
-          <w:color w:val="ED7D31" w:themeColor="accent2"/>
+          <w:color w:val="00B050"/>
         </w:rPr>
       </w:pPr>
       <w:r>
         <w:rPr>
-          <w:color w:val="ED7D31" w:themeColor="accent2"/>
+          <w:color w:val="00B050"/>
         </w:rPr>
         <w:t>Find Minimum in Rotated Sorted Array</w:t>
       </w:r>
@@ -171,252 +171,264 @@
       <w:r>
         <w:t>3Sum</w:t>
       </w:r>
+    </w:p>
+    <w:p>
+      <w:r>
+        <w:t>2. Two Pointers (5)</w:t>
+      </w:r>
+    </w:p>
+    <w:p>
+      <w:pPr>
+        <w:pStyle w:val="ListParagraph"/>
+        <w:numPr>
+          <w:ilvl w:val="0"/>
+          <w:numId w:val="2"/>
+        </w:numPr>
+      </w:pPr>
+      <w:r>
+        <w:t>Valid Palindrome</w:t>
+      </w:r>
+    </w:p>
+    <w:p>
+      <w:pPr>
+        <w:pStyle w:val="ListParagraph"/>
+        <w:numPr>
+          <w:ilvl w:val="0"/>
+          <w:numId w:val="2"/>
+        </w:numPr>
+      </w:pPr>
+      <w:r>
+        <w:t>Two Sum II – Input Array Is Sorted</w:t>
+      </w:r>
+    </w:p>
+    <w:p>
+      <w:pPr>
+        <w:pStyle w:val="ListParagraph"/>
+        <w:numPr>
+          <w:ilvl w:val="0"/>
+          <w:numId w:val="2"/>
+        </w:numPr>
+      </w:pPr>
+      <w:r>
+        <w:t>3Sum</w:t>
+      </w:r>
+    </w:p>
+    <w:p>
+      <w:pPr>
+        <w:pStyle w:val="ListParagraph"/>
+        <w:numPr>
+          <w:ilvl w:val="0"/>
+          <w:numId w:val="2"/>
+        </w:numPr>
+      </w:pPr>
+      <w:r>
+        <w:t xml:space="preserve">Container </w:t>
+      </w:r>
+      <w:proofErr w:type="gramStart"/>
+      <w:r>
+        <w:t>With</w:t>
+      </w:r>
+      <w:proofErr w:type="gramEnd"/>
+      <w:r>
+        <w:t xml:space="preserve"> Most Water</w:t>
+      </w:r>
+    </w:p>
+    <w:p>
+      <w:pPr>
+        <w:pStyle w:val="ListParagraph"/>
+        <w:numPr>
+          <w:ilvl w:val="0"/>
+          <w:numId w:val="2"/>
+        </w:numPr>
+      </w:pPr>
+      <w:r>
+        <w:t>Trapping Rain Water</w:t>
+      </w:r>
+    </w:p>
+    <w:p>
+      <w:r>
+        <w:t>3. Sliding Window (4)</w:t>
+      </w:r>
+    </w:p>
+    <w:p>
+      <w:pPr>
+        <w:pStyle w:val="ListParagraph"/>
+        <w:numPr>
+          <w:ilvl w:val="0"/>
+          <w:numId w:val="3"/>
+        </w:numPr>
+      </w:pPr>
+      <w:r>
+        <w:t>Best Time to Buy and Sell Stock</w:t>
+      </w:r>
+    </w:p>
+    <w:p>
+      <w:pPr>
+        <w:pStyle w:val="ListParagraph"/>
+        <w:numPr>
+          <w:ilvl w:val="0"/>
+          <w:numId w:val="3"/>
+        </w:numPr>
+      </w:pPr>
+      <w:r>
+        <w:t>Longest Substring Without Repeating Characters</w:t>
+      </w:r>
+    </w:p>
+    <w:p>
+      <w:pPr>
+        <w:pStyle w:val="ListParagraph"/>
+        <w:numPr>
+          <w:ilvl w:val="0"/>
+          <w:numId w:val="3"/>
+        </w:numPr>
+      </w:pPr>
+      <w:r>
+        <w:t>Longest Repeating Character Replacement</w:t>
+      </w:r>
+    </w:p>
+    <w:p>
+      <w:pPr>
+        <w:pStyle w:val="ListParagraph"/>
+        <w:numPr>
+          <w:ilvl w:val="0"/>
+          <w:numId w:val="3"/>
+        </w:numPr>
+      </w:pPr>
+      <w:r>
+        <w:t>Minimum Window Substring</w:t>
+      </w:r>
+    </w:p>
+    <w:p>
+      <w:r>
+        <w:t>4. Stack (7)</w:t>
+      </w:r>
+    </w:p>
+    <w:p>
+      <w:pPr>
+        <w:pStyle w:val="ListParagraph"/>
+        <w:numPr>
+          <w:ilvl w:val="0"/>
+          <w:numId w:val="4"/>
+        </w:numPr>
+      </w:pPr>
+      <w:r>
+        <w:t>Valid Parentheses</w:t>
+      </w:r>
+    </w:p>
+    <w:p>
+      <w:pPr>
+        <w:pStyle w:val="ListParagraph"/>
+        <w:numPr>
+          <w:ilvl w:val="0"/>
+          <w:numId w:val="4"/>
+        </w:numPr>
+      </w:pPr>
+      <w:r>
+        <w:t>Min Stack</w:t>
+      </w:r>
+    </w:p>
+    <w:p>
+      <w:pPr>
+        <w:pStyle w:val="ListParagraph"/>
+        <w:numPr>
+          <w:ilvl w:val="0"/>
+          <w:numId w:val="4"/>
+        </w:numPr>
+      </w:pPr>
+      <w:r>
+        <w:t>Evaluate Reverse Polish Notation</w:t>
+      </w:r>
+    </w:p>
+    <w:p>
+      <w:pPr>
+        <w:pStyle w:val="ListParagraph"/>
+        <w:numPr>
+          <w:ilvl w:val="0"/>
+          <w:numId w:val="4"/>
+        </w:numPr>
+      </w:pPr>
+      <w:r>
+        <w:t>Generate Parentheses</w:t>
+      </w:r>
+    </w:p>
+    <w:p>
+      <w:pPr>
+        <w:pStyle w:val="ListParagraph"/>
+        <w:numPr>
+          <w:ilvl w:val="0"/>
+          <w:numId w:val="4"/>
+        </w:numPr>
+      </w:pPr>
+      <w:r>
+        <w:t>Daily Temperatures</w:t>
+      </w:r>
+    </w:p>
+    <w:p>
+      <w:pPr>
+        <w:pStyle w:val="ListParagraph"/>
+        <w:numPr>
+          <w:ilvl w:val="0"/>
+          <w:numId w:val="4"/>
+        </w:numPr>
+      </w:pPr>
+      <w:r>
+        <w:t>Car Fleet</w:t>
+      </w:r>
+    </w:p>
+    <w:p>
+      <w:pPr>
+        <w:pStyle w:val="ListParagraph"/>
+        <w:numPr>
+          <w:ilvl w:val="0"/>
+          <w:numId w:val="4"/>
+        </w:numPr>
+      </w:pPr>
+      <w:r>
+        <w:t>Largest Rectangle in Histogram</w:t>
+      </w:r>
+    </w:p>
+    <w:p>
+      <w:r>
+        <w:t>5. Binary Search (5)</w:t>
+      </w:r>
+    </w:p>
+    <w:p>
+      <w:pPr>
+        <w:pStyle w:val="ListParagraph"/>
+        <w:numPr>
+          <w:ilvl w:val="0"/>
+          <w:numId w:val="5"/>
+        </w:numPr>
+        <w:rPr>
+          <w:color w:val="00B050"/>
+        </w:rPr>
+      </w:pPr>
+      <w:r>
+        <w:rPr>
+          <w:color w:val="00B050"/>
+        </w:rPr>
+        <w:t>Binary Search</w:t>
+      </w:r>
+    </w:p>
+    <w:p>
+      <w:pPr>
+        <w:pStyle w:val="ListParagraph"/>
+        <w:numPr>
+          <w:ilvl w:val="0"/>
+          <w:numId w:val="5"/>
+        </w:numPr>
+        <w:rPr>
+          <w:color w:val="00B050"/>
+        </w:rPr>
+      </w:pPr>
+      <w:r>
+        <w:rPr>
+          <w:color w:val="00B050"/>
+        </w:rPr>
+        <w:t>Search a 2D Matrix</w:t>
+      </w:r>
       <w:bookmarkStart w:id="0" w:name="_GoBack"/>
       <w:bookmarkEnd w:id="0"/>
-    </w:p>
-    <w:p>
-      <w:r>
-        <w:t>2. Two Pointers (5)</w:t>
-      </w:r>
-    </w:p>
-    <w:p>
-      <w:pPr>
-        <w:pStyle w:val="ListParagraph"/>
-        <w:numPr>
-          <w:ilvl w:val="0"/>
-          <w:numId w:val="2"/>
-        </w:numPr>
-      </w:pPr>
-      <w:r>
-        <w:t>Valid Palindrome</w:t>
-      </w:r>
-    </w:p>
-    <w:p>
-      <w:pPr>
-        <w:pStyle w:val="ListParagraph"/>
-        <w:numPr>
-          <w:ilvl w:val="0"/>
-          <w:numId w:val="2"/>
-        </w:numPr>
-      </w:pPr>
-      <w:r>
-        <w:t>Two Sum II – Input Array Is Sorted</w:t>
-      </w:r>
-    </w:p>
-    <w:p>
-      <w:pPr>
-        <w:pStyle w:val="ListParagraph"/>
-        <w:numPr>
-          <w:ilvl w:val="0"/>
-          <w:numId w:val="2"/>
-        </w:numPr>
-      </w:pPr>
-      <w:r>
-        <w:t>3Sum</w:t>
-      </w:r>
-    </w:p>
-    <w:p>
-      <w:pPr>
-        <w:pStyle w:val="ListParagraph"/>
-        <w:numPr>
-          <w:ilvl w:val="0"/>
-          <w:numId w:val="2"/>
-        </w:numPr>
-      </w:pPr>
-      <w:r>
-        <w:t xml:space="preserve">Container </w:t>
-      </w:r>
-      <w:proofErr w:type="gramStart"/>
-      <w:r>
-        <w:t>With</w:t>
-      </w:r>
-      <w:proofErr w:type="gramEnd"/>
-      <w:r>
-        <w:t xml:space="preserve"> Most Water</w:t>
-      </w:r>
-    </w:p>
-    <w:p>
-      <w:pPr>
-        <w:pStyle w:val="ListParagraph"/>
-        <w:numPr>
-          <w:ilvl w:val="0"/>
-          <w:numId w:val="2"/>
-        </w:numPr>
-      </w:pPr>
-      <w:r>
-        <w:t>Trapping Rain Water</w:t>
-      </w:r>
-    </w:p>
-    <w:p>
-      <w:r>
-        <w:t>3. Sliding Window (4)</w:t>
-      </w:r>
-    </w:p>
-    <w:p>
-      <w:pPr>
-        <w:pStyle w:val="ListParagraph"/>
-        <w:numPr>
-          <w:ilvl w:val="0"/>
-          <w:numId w:val="3"/>
-        </w:numPr>
-      </w:pPr>
-      <w:r>
-        <w:t>Best Time to Buy and Sell Stock</w:t>
-      </w:r>
-    </w:p>
-    <w:p>
-      <w:pPr>
-        <w:pStyle w:val="ListParagraph"/>
-        <w:numPr>
-          <w:ilvl w:val="0"/>
-          <w:numId w:val="3"/>
-        </w:numPr>
-      </w:pPr>
-      <w:r>
-        <w:t>Longest Substring Without Repeating Characters</w:t>
-      </w:r>
-    </w:p>
-    <w:p>
-      <w:pPr>
-        <w:pStyle w:val="ListParagraph"/>
-        <w:numPr>
-          <w:ilvl w:val="0"/>
-          <w:numId w:val="3"/>
-        </w:numPr>
-      </w:pPr>
-      <w:r>
-        <w:t>Longest Repeating Character Replacement</w:t>
-      </w:r>
-    </w:p>
-    <w:p>
-      <w:pPr>
-        <w:pStyle w:val="ListParagraph"/>
-        <w:numPr>
-          <w:ilvl w:val="0"/>
-          <w:numId w:val="3"/>
-        </w:numPr>
-      </w:pPr>
-      <w:r>
-        <w:t>Minimum Window Substring</w:t>
-      </w:r>
-    </w:p>
-    <w:p>
-      <w:r>
-        <w:t>4. Stack (7)</w:t>
-      </w:r>
-    </w:p>
-    <w:p>
-      <w:pPr>
-        <w:pStyle w:val="ListParagraph"/>
-        <w:numPr>
-          <w:ilvl w:val="0"/>
-          <w:numId w:val="4"/>
-        </w:numPr>
-      </w:pPr>
-      <w:r>
-        <w:t>Valid Parentheses</w:t>
-      </w:r>
-    </w:p>
-    <w:p>
-      <w:pPr>
-        <w:pStyle w:val="ListParagraph"/>
-        <w:numPr>
-          <w:ilvl w:val="0"/>
-          <w:numId w:val="4"/>
-        </w:numPr>
-      </w:pPr>
-      <w:r>
-        <w:t>Min Stack</w:t>
-      </w:r>
-    </w:p>
-    <w:p>
-      <w:pPr>
-        <w:pStyle w:val="ListParagraph"/>
-        <w:numPr>
-          <w:ilvl w:val="0"/>
-          <w:numId w:val="4"/>
-        </w:numPr>
-      </w:pPr>
-      <w:r>
-        <w:t>Evaluate Reverse Polish Notation</w:t>
-      </w:r>
-    </w:p>
-    <w:p>
-      <w:pPr>
-        <w:pStyle w:val="ListParagraph"/>
-        <w:numPr>
-          <w:ilvl w:val="0"/>
-          <w:numId w:val="4"/>
-        </w:numPr>
-      </w:pPr>
-      <w:r>
-        <w:t>Generate Parentheses</w:t>
-      </w:r>
-    </w:p>
-    <w:p>
-      <w:pPr>
-        <w:pStyle w:val="ListParagraph"/>
-        <w:numPr>
-          <w:ilvl w:val="0"/>
-          <w:numId w:val="4"/>
-        </w:numPr>
-      </w:pPr>
-      <w:r>
-        <w:t>Daily Temperatures</w:t>
-      </w:r>
-    </w:p>
-    <w:p>
-      <w:pPr>
-        <w:pStyle w:val="ListParagraph"/>
-        <w:numPr>
-          <w:ilvl w:val="0"/>
-          <w:numId w:val="4"/>
-        </w:numPr>
-      </w:pPr>
-      <w:r>
-        <w:t>Car Fleet</w:t>
-      </w:r>
-    </w:p>
-    <w:p>
-      <w:pPr>
-        <w:pStyle w:val="ListParagraph"/>
-        <w:numPr>
-          <w:ilvl w:val="0"/>
-          <w:numId w:val="4"/>
-        </w:numPr>
-      </w:pPr>
-      <w:r>
-        <w:t>Largest Rectangle in Histogram</w:t>
-      </w:r>
-    </w:p>
-    <w:p>
-      <w:r>
-        <w:t>5. Binary Search (5)</w:t>
-      </w:r>
-    </w:p>
-    <w:p>
-      <w:pPr>
-        <w:pStyle w:val="ListParagraph"/>
-        <w:numPr>
-          <w:ilvl w:val="0"/>
-          <w:numId w:val="5"/>
-        </w:numPr>
-      </w:pPr>
-      <w:r>
-        <w:t>Binary Search</w:t>
-      </w:r>
-    </w:p>
-    <w:p>
-      <w:pPr>
-        <w:pStyle w:val="ListParagraph"/>
-        <w:numPr>
-          <w:ilvl w:val="0"/>
-          <w:numId w:val="5"/>
-        </w:numPr>
-      </w:pPr>
-      <w:r>
-        <w:t>Search a 2D Matrix</w:t>
-      </w:r>
     </w:p>
     <w:p>
       <w:pPr>

--- a/Blind_75.docx
+++ b/Blind_75.docx
@@ -427,588 +427,594 @@
         </w:rPr>
         <w:t>Search a 2D Matrix</w:t>
       </w:r>
+    </w:p>
+    <w:p>
+      <w:pPr>
+        <w:pStyle w:val="ListParagraph"/>
+        <w:numPr>
+          <w:ilvl w:val="0"/>
+          <w:numId w:val="5"/>
+        </w:numPr>
+      </w:pPr>
+      <w:r>
+        <w:t>Koko Eating Bananas</w:t>
+      </w:r>
+    </w:p>
+    <w:p>
+      <w:pPr>
+        <w:pStyle w:val="ListParagraph"/>
+        <w:numPr>
+          <w:ilvl w:val="0"/>
+          <w:numId w:val="5"/>
+        </w:numPr>
+      </w:pPr>
+      <w:r>
+        <w:t>Find Minimum in Rotated Sorted Array</w:t>
+      </w:r>
+    </w:p>
+    <w:p>
+      <w:pPr>
+        <w:pStyle w:val="ListParagraph"/>
+        <w:numPr>
+          <w:ilvl w:val="0"/>
+          <w:numId w:val="5"/>
+        </w:numPr>
+      </w:pPr>
+      <w:r>
+        <w:t>Search in Rotated Sorted Array</w:t>
+      </w:r>
+    </w:p>
+    <w:p>
+      <w:r>
+        <w:t>6. Linked List (6)</w:t>
+      </w:r>
+    </w:p>
+    <w:p>
+      <w:pPr>
+        <w:pStyle w:val="ListParagraph"/>
+        <w:numPr>
+          <w:ilvl w:val="0"/>
+          <w:numId w:val="6"/>
+        </w:numPr>
+      </w:pPr>
+      <w:r>
+        <w:t>Reverse Linked List</w:t>
+      </w:r>
+    </w:p>
+    <w:p>
+      <w:pPr>
+        <w:pStyle w:val="ListParagraph"/>
+        <w:numPr>
+          <w:ilvl w:val="0"/>
+          <w:numId w:val="6"/>
+        </w:numPr>
+      </w:pPr>
+      <w:r>
+        <w:t>Linked List Cycle</w:t>
+      </w:r>
+    </w:p>
+    <w:p>
+      <w:pPr>
+        <w:pStyle w:val="ListParagraph"/>
+        <w:numPr>
+          <w:ilvl w:val="0"/>
+          <w:numId w:val="6"/>
+        </w:numPr>
+      </w:pPr>
+      <w:r>
+        <w:t>Merge Two Sorted Lists</w:t>
+      </w:r>
+    </w:p>
+    <w:p>
+      <w:pPr>
+        <w:pStyle w:val="ListParagraph"/>
+        <w:numPr>
+          <w:ilvl w:val="0"/>
+          <w:numId w:val="6"/>
+        </w:numPr>
+      </w:pPr>
+      <w:r>
+        <w:t>Merge K Sorted Lists</w:t>
+      </w:r>
+    </w:p>
+    <w:p>
+      <w:pPr>
+        <w:pStyle w:val="ListParagraph"/>
+        <w:numPr>
+          <w:ilvl w:val="0"/>
+          <w:numId w:val="6"/>
+        </w:numPr>
+      </w:pPr>
+      <w:r>
+        <w:t xml:space="preserve">Remove Nth Node </w:t>
+      </w:r>
+      <w:proofErr w:type="gramStart"/>
+      <w:r>
+        <w:t>From</w:t>
+      </w:r>
+      <w:proofErr w:type="gramEnd"/>
+      <w:r>
+        <w:t xml:space="preserve"> End of List</w:t>
+      </w:r>
+    </w:p>
+    <w:p>
+      <w:pPr>
+        <w:pStyle w:val="ListParagraph"/>
+        <w:numPr>
+          <w:ilvl w:val="0"/>
+          <w:numId w:val="6"/>
+        </w:numPr>
+      </w:pPr>
+      <w:r>
+        <w:t>Reorder List</w:t>
+      </w:r>
+    </w:p>
+    <w:p>
+      <w:r>
+        <w:lastRenderedPageBreak/>
+        <w:t>7. Trees (15)</w:t>
+      </w:r>
+    </w:p>
+    <w:p>
+      <w:pPr>
+        <w:pStyle w:val="ListParagraph"/>
+        <w:numPr>
+          <w:ilvl w:val="0"/>
+          <w:numId w:val="7"/>
+        </w:numPr>
+      </w:pPr>
+      <w:r>
+        <w:t>Invert Binary Tree</w:t>
+      </w:r>
+    </w:p>
+    <w:p>
+      <w:pPr>
+        <w:pStyle w:val="ListParagraph"/>
+        <w:numPr>
+          <w:ilvl w:val="0"/>
+          <w:numId w:val="7"/>
+        </w:numPr>
+      </w:pPr>
+      <w:r>
+        <w:t>Maximum Depth of Binary Tree</w:t>
+      </w:r>
+    </w:p>
+    <w:p>
+      <w:pPr>
+        <w:pStyle w:val="ListParagraph"/>
+        <w:numPr>
+          <w:ilvl w:val="0"/>
+          <w:numId w:val="7"/>
+        </w:numPr>
+      </w:pPr>
+      <w:r>
+        <w:t>Diameter of Binary Tree</w:t>
+      </w:r>
+    </w:p>
+    <w:p>
+      <w:pPr>
+        <w:pStyle w:val="ListParagraph"/>
+        <w:numPr>
+          <w:ilvl w:val="0"/>
+          <w:numId w:val="7"/>
+        </w:numPr>
+      </w:pPr>
+      <w:r>
+        <w:t>Balanced Binary Tree</w:t>
+      </w:r>
+    </w:p>
+    <w:p>
+      <w:pPr>
+        <w:pStyle w:val="ListParagraph"/>
+        <w:numPr>
+          <w:ilvl w:val="0"/>
+          <w:numId w:val="7"/>
+        </w:numPr>
+      </w:pPr>
+      <w:r>
+        <w:t>Same Tree</w:t>
+      </w:r>
+    </w:p>
+    <w:p>
+      <w:pPr>
+        <w:pStyle w:val="ListParagraph"/>
+        <w:numPr>
+          <w:ilvl w:val="0"/>
+          <w:numId w:val="7"/>
+        </w:numPr>
+      </w:pPr>
+      <w:r>
+        <w:t>Subtree of Another Tree</w:t>
+      </w:r>
+    </w:p>
+    <w:p>
+      <w:pPr>
+        <w:pStyle w:val="ListParagraph"/>
+        <w:numPr>
+          <w:ilvl w:val="0"/>
+          <w:numId w:val="7"/>
+        </w:numPr>
+      </w:pPr>
+      <w:r>
+        <w:t>Lowest Common Ancestor of a BST</w:t>
+      </w:r>
+    </w:p>
+    <w:p>
+      <w:pPr>
+        <w:pStyle w:val="ListParagraph"/>
+        <w:numPr>
+          <w:ilvl w:val="0"/>
+          <w:numId w:val="7"/>
+        </w:numPr>
+      </w:pPr>
+      <w:r>
+        <w:t>Binary Tree Level Order Traversal</w:t>
+      </w:r>
+    </w:p>
+    <w:p>
+      <w:pPr>
+        <w:pStyle w:val="ListParagraph"/>
+        <w:numPr>
+          <w:ilvl w:val="0"/>
+          <w:numId w:val="7"/>
+        </w:numPr>
+      </w:pPr>
+      <w:r>
+        <w:t>Binary Tree Right Side View</w:t>
+      </w:r>
+    </w:p>
+    <w:p>
+      <w:pPr>
+        <w:pStyle w:val="ListParagraph"/>
+        <w:numPr>
+          <w:ilvl w:val="0"/>
+          <w:numId w:val="7"/>
+        </w:numPr>
+      </w:pPr>
+      <w:r>
+        <w:t>Count Good Nodes in Binary Tree</w:t>
+      </w:r>
+    </w:p>
+    <w:p>
+      <w:pPr>
+        <w:pStyle w:val="ListParagraph"/>
+        <w:numPr>
+          <w:ilvl w:val="0"/>
+          <w:numId w:val="7"/>
+        </w:numPr>
+      </w:pPr>
+      <w:r>
+        <w:t>Validate Binary Search Tree</w:t>
+      </w:r>
+    </w:p>
+    <w:p>
+      <w:pPr>
+        <w:pStyle w:val="ListParagraph"/>
+        <w:numPr>
+          <w:ilvl w:val="0"/>
+          <w:numId w:val="7"/>
+        </w:numPr>
+      </w:pPr>
+      <w:r>
+        <w:t>Kth Smallest Element in a BST</w:t>
+      </w:r>
+    </w:p>
+    <w:p>
+      <w:pPr>
+        <w:pStyle w:val="ListParagraph"/>
+        <w:numPr>
+          <w:ilvl w:val="0"/>
+          <w:numId w:val="7"/>
+        </w:numPr>
+      </w:pPr>
+      <w:r>
+        <w:t xml:space="preserve">Construct Binary Tree from </w:t>
+      </w:r>
+      <w:proofErr w:type="spellStart"/>
+      <w:r>
+        <w:t>Preorder</w:t>
+      </w:r>
+      <w:proofErr w:type="spellEnd"/>
+      <w:r>
+        <w:t xml:space="preserve"> and </w:t>
+      </w:r>
+      <w:proofErr w:type="spellStart"/>
+      <w:r>
+        <w:t>Inorder</w:t>
+      </w:r>
+      <w:proofErr w:type="spellEnd"/>
+      <w:r>
+        <w:t xml:space="preserve"> Traversal</w:t>
+      </w:r>
+    </w:p>
+    <w:p>
+      <w:pPr>
+        <w:pStyle w:val="ListParagraph"/>
+        <w:numPr>
+          <w:ilvl w:val="0"/>
+          <w:numId w:val="7"/>
+        </w:numPr>
+      </w:pPr>
+      <w:r>
+        <w:t>Binary Tree Maximum Path Sum</w:t>
+      </w:r>
+    </w:p>
+    <w:p>
+      <w:pPr>
+        <w:pStyle w:val="ListParagraph"/>
+        <w:numPr>
+          <w:ilvl w:val="0"/>
+          <w:numId w:val="7"/>
+        </w:numPr>
+      </w:pPr>
+      <w:r>
+        <w:t xml:space="preserve">Serialize and </w:t>
+      </w:r>
+      <w:proofErr w:type="spellStart"/>
+      <w:r>
+        <w:t>Deserialize</w:t>
+      </w:r>
+      <w:proofErr w:type="spellEnd"/>
+      <w:r>
+        <w:t xml:space="preserve"> Binary Tree</w:t>
+      </w:r>
+    </w:p>
+    <w:p>
+      <w:r>
+        <w:t>8. Tries (3)</w:t>
+      </w:r>
+    </w:p>
+    <w:p>
+      <w:pPr>
+        <w:pStyle w:val="ListParagraph"/>
+        <w:numPr>
+          <w:ilvl w:val="0"/>
+          <w:numId w:val="8"/>
+        </w:numPr>
+      </w:pPr>
+      <w:r>
+        <w:t xml:space="preserve">Implement </w:t>
+      </w:r>
+      <w:proofErr w:type="spellStart"/>
+      <w:r>
+        <w:t>Trie</w:t>
+      </w:r>
+      <w:proofErr w:type="spellEnd"/>
+      <w:r>
+        <w:t xml:space="preserve"> (Prefix Tree)</w:t>
+      </w:r>
+    </w:p>
+    <w:p>
+      <w:pPr>
+        <w:pStyle w:val="ListParagraph"/>
+        <w:numPr>
+          <w:ilvl w:val="0"/>
+          <w:numId w:val="8"/>
+        </w:numPr>
+      </w:pPr>
+      <w:r>
+        <w:t>Design Add and Search Words Data Structure</w:t>
+      </w:r>
+    </w:p>
+    <w:p>
+      <w:pPr>
+        <w:pStyle w:val="ListParagraph"/>
+        <w:numPr>
+          <w:ilvl w:val="0"/>
+          <w:numId w:val="8"/>
+        </w:numPr>
+      </w:pPr>
+      <w:r>
+        <w:t>Word Search II</w:t>
+      </w:r>
+    </w:p>
+    <w:p>
+      <w:r>
+        <w:t>9. Heap / Priority Queue (3)</w:t>
+      </w:r>
+    </w:p>
+    <w:p>
+      <w:pPr>
+        <w:pStyle w:val="ListParagraph"/>
+        <w:numPr>
+          <w:ilvl w:val="0"/>
+          <w:numId w:val="9"/>
+        </w:numPr>
+      </w:pPr>
+      <w:r>
+        <w:t>Top K Frequent Elements</w:t>
+      </w:r>
+    </w:p>
+    <w:p>
+      <w:pPr>
+        <w:pStyle w:val="ListParagraph"/>
+        <w:numPr>
+          <w:ilvl w:val="0"/>
+          <w:numId w:val="9"/>
+        </w:numPr>
+      </w:pPr>
+      <w:r>
+        <w:t>Find Median from Data Stream</w:t>
+      </w:r>
+    </w:p>
+    <w:p>
+      <w:pPr>
+        <w:pStyle w:val="ListParagraph"/>
+        <w:numPr>
+          <w:ilvl w:val="0"/>
+          <w:numId w:val="9"/>
+        </w:numPr>
+      </w:pPr>
+      <w:r>
+        <w:t>Merge K Sorted Lists</w:t>
+      </w:r>
+    </w:p>
+    <w:p>
+      <w:r>
+        <w:t>10. Backtracking (5)</w:t>
+      </w:r>
+    </w:p>
+    <w:p>
+      <w:pPr>
+        <w:pStyle w:val="ListParagraph"/>
+        <w:numPr>
+          <w:ilvl w:val="0"/>
+          <w:numId w:val="10"/>
+        </w:numPr>
+      </w:pPr>
+      <w:r>
+        <w:t>Combination Sum</w:t>
+      </w:r>
+    </w:p>
+    <w:p>
+      <w:pPr>
+        <w:pStyle w:val="ListParagraph"/>
+        <w:numPr>
+          <w:ilvl w:val="0"/>
+          <w:numId w:val="10"/>
+        </w:numPr>
+      </w:pPr>
+      <w:r>
+        <w:t>Word Search</w:t>
+      </w:r>
+    </w:p>
+    <w:p>
+      <w:pPr>
+        <w:pStyle w:val="ListParagraph"/>
+        <w:numPr>
+          <w:ilvl w:val="0"/>
+          <w:numId w:val="10"/>
+        </w:numPr>
+      </w:pPr>
+      <w:r>
+        <w:t>Palindrome Partitioning</w:t>
+      </w:r>
+    </w:p>
+    <w:p>
+      <w:pPr>
+        <w:pStyle w:val="ListParagraph"/>
+        <w:numPr>
+          <w:ilvl w:val="0"/>
+          <w:numId w:val="10"/>
+        </w:numPr>
+      </w:pPr>
+      <w:r>
+        <w:t>Letter Combinations of a Phone Number</w:t>
+      </w:r>
+    </w:p>
+    <w:p>
+      <w:pPr>
+        <w:pStyle w:val="ListParagraph"/>
+        <w:numPr>
+          <w:ilvl w:val="0"/>
+          <w:numId w:val="10"/>
+        </w:numPr>
+      </w:pPr>
+      <w:r>
+        <w:t>Subsets</w:t>
+      </w:r>
+    </w:p>
+    <w:p>
+      <w:r>
+        <w:t>11. Graphs (6)</w:t>
+      </w:r>
+    </w:p>
+    <w:p>
+      <w:pPr>
+        <w:pStyle w:val="ListParagraph"/>
+        <w:numPr>
+          <w:ilvl w:val="0"/>
+          <w:numId w:val="11"/>
+        </w:numPr>
+      </w:pPr>
+      <w:r>
+        <w:t>Number of Islands</w:t>
+      </w:r>
+    </w:p>
+    <w:p>
+      <w:pPr>
+        <w:pStyle w:val="ListParagraph"/>
+        <w:numPr>
+          <w:ilvl w:val="0"/>
+          <w:numId w:val="11"/>
+        </w:numPr>
+      </w:pPr>
+      <w:r>
+        <w:t>Clone Graph</w:t>
+      </w:r>
+    </w:p>
+    <w:p>
+      <w:pPr>
+        <w:pStyle w:val="ListParagraph"/>
+        <w:numPr>
+          <w:ilvl w:val="0"/>
+          <w:numId w:val="11"/>
+        </w:numPr>
+      </w:pPr>
+      <w:r>
+        <w:t>Pacific Atlantic Water Flow</w:t>
+      </w:r>
+    </w:p>
+    <w:p>
+      <w:pPr>
+        <w:pStyle w:val="ListParagraph"/>
+        <w:numPr>
+          <w:ilvl w:val="0"/>
+          <w:numId w:val="11"/>
+        </w:numPr>
+      </w:pPr>
+      <w:r>
+        <w:t>Course Schedule</w:t>
+      </w:r>
+    </w:p>
+    <w:p>
+      <w:pPr>
+        <w:pStyle w:val="ListParagraph"/>
+        <w:numPr>
+          <w:ilvl w:val="0"/>
+          <w:numId w:val="11"/>
+        </w:numPr>
+      </w:pPr>
+      <w:r>
+        <w:t>Graph Valid Tree</w:t>
+      </w:r>
+    </w:p>
+    <w:p>
+      <w:pPr>
+        <w:pStyle w:val="ListParagraph"/>
+        <w:numPr>
+          <w:ilvl w:val="0"/>
+          <w:numId w:val="11"/>
+        </w:numPr>
+      </w:pPr>
+      <w:r>
+        <w:t>Number of Connected Components in an Undirected Graph</w:t>
+      </w:r>
+    </w:p>
+    <w:p>
+      <w:r>
+        <w:t>12. 1-D Dynamic Programming (7)</w:t>
+      </w:r>
+    </w:p>
+    <w:p>
+      <w:pPr>
+        <w:pStyle w:val="ListParagraph"/>
+        <w:numPr>
+          <w:ilvl w:val="0"/>
+          <w:numId w:val="12"/>
+        </w:numPr>
+        <w:rPr>
+          <w:color w:val="00B050"/>
+        </w:rPr>
+      </w:pPr>
+      <w:r>
+        <w:rPr>
+          <w:color w:val="00B050"/>
+        </w:rPr>
+        <w:t>Climbing Stairs</w:t>
+      </w:r>
       <w:bookmarkStart w:id="0" w:name="_GoBack"/>
       <w:bookmarkEnd w:id="0"/>
-    </w:p>
-    <w:p>
-      <w:pPr>
-        <w:pStyle w:val="ListParagraph"/>
-        <w:numPr>
-          <w:ilvl w:val="0"/>
-          <w:numId w:val="5"/>
-        </w:numPr>
-      </w:pPr>
-      <w:r>
-        <w:t>Koko Eating Bananas</w:t>
-      </w:r>
-    </w:p>
-    <w:p>
-      <w:pPr>
-        <w:pStyle w:val="ListParagraph"/>
-        <w:numPr>
-          <w:ilvl w:val="0"/>
-          <w:numId w:val="5"/>
-        </w:numPr>
-      </w:pPr>
-      <w:r>
-        <w:t>Find Minimum in Rotated Sorted Array</w:t>
-      </w:r>
-    </w:p>
-    <w:p>
-      <w:pPr>
-        <w:pStyle w:val="ListParagraph"/>
-        <w:numPr>
-          <w:ilvl w:val="0"/>
-          <w:numId w:val="5"/>
-        </w:numPr>
-      </w:pPr>
-      <w:r>
-        <w:t>Search in Rotated Sorted Array</w:t>
-      </w:r>
-    </w:p>
-    <w:p>
-      <w:r>
-        <w:t>6. Linked List (6)</w:t>
-      </w:r>
-    </w:p>
-    <w:p>
-      <w:pPr>
-        <w:pStyle w:val="ListParagraph"/>
-        <w:numPr>
-          <w:ilvl w:val="0"/>
-          <w:numId w:val="6"/>
-        </w:numPr>
-      </w:pPr>
-      <w:r>
-        <w:t>Reverse Linked List</w:t>
-      </w:r>
-    </w:p>
-    <w:p>
-      <w:pPr>
-        <w:pStyle w:val="ListParagraph"/>
-        <w:numPr>
-          <w:ilvl w:val="0"/>
-          <w:numId w:val="6"/>
-        </w:numPr>
-      </w:pPr>
-      <w:r>
-        <w:t>Linked List Cycle</w:t>
-      </w:r>
-    </w:p>
-    <w:p>
-      <w:pPr>
-        <w:pStyle w:val="ListParagraph"/>
-        <w:numPr>
-          <w:ilvl w:val="0"/>
-          <w:numId w:val="6"/>
-        </w:numPr>
-      </w:pPr>
-      <w:r>
-        <w:t>Merge Two Sorted Lists</w:t>
-      </w:r>
-    </w:p>
-    <w:p>
-      <w:pPr>
-        <w:pStyle w:val="ListParagraph"/>
-        <w:numPr>
-          <w:ilvl w:val="0"/>
-          <w:numId w:val="6"/>
-        </w:numPr>
-      </w:pPr>
-      <w:r>
-        <w:t>Merge K Sorted Lists</w:t>
-      </w:r>
-    </w:p>
-    <w:p>
-      <w:pPr>
-        <w:pStyle w:val="ListParagraph"/>
-        <w:numPr>
-          <w:ilvl w:val="0"/>
-          <w:numId w:val="6"/>
-        </w:numPr>
-      </w:pPr>
-      <w:r>
-        <w:t xml:space="preserve">Remove Nth Node </w:t>
-      </w:r>
-      <w:proofErr w:type="gramStart"/>
-      <w:r>
-        <w:t>From</w:t>
-      </w:r>
-      <w:proofErr w:type="gramEnd"/>
-      <w:r>
-        <w:t xml:space="preserve"> End of List</w:t>
-      </w:r>
-    </w:p>
-    <w:p>
-      <w:pPr>
-        <w:pStyle w:val="ListParagraph"/>
-        <w:numPr>
-          <w:ilvl w:val="0"/>
-          <w:numId w:val="6"/>
-        </w:numPr>
-      </w:pPr>
-      <w:r>
-        <w:t>Reorder List</w:t>
-      </w:r>
-    </w:p>
-    <w:p>
-      <w:r>
-        <w:lastRenderedPageBreak/>
-        <w:t>7. Trees (15)</w:t>
-      </w:r>
-    </w:p>
-    <w:p>
-      <w:pPr>
-        <w:pStyle w:val="ListParagraph"/>
-        <w:numPr>
-          <w:ilvl w:val="0"/>
-          <w:numId w:val="7"/>
-        </w:numPr>
-      </w:pPr>
-      <w:r>
-        <w:t>Invert Binary Tree</w:t>
-      </w:r>
-    </w:p>
-    <w:p>
-      <w:pPr>
-        <w:pStyle w:val="ListParagraph"/>
-        <w:numPr>
-          <w:ilvl w:val="0"/>
-          <w:numId w:val="7"/>
-        </w:numPr>
-      </w:pPr>
-      <w:r>
-        <w:t>Maximum Depth of Binary Tree</w:t>
-      </w:r>
-    </w:p>
-    <w:p>
-      <w:pPr>
-        <w:pStyle w:val="ListParagraph"/>
-        <w:numPr>
-          <w:ilvl w:val="0"/>
-          <w:numId w:val="7"/>
-        </w:numPr>
-      </w:pPr>
-      <w:r>
-        <w:t>Diameter of Binary Tree</w:t>
-      </w:r>
-    </w:p>
-    <w:p>
-      <w:pPr>
-        <w:pStyle w:val="ListParagraph"/>
-        <w:numPr>
-          <w:ilvl w:val="0"/>
-          <w:numId w:val="7"/>
-        </w:numPr>
-      </w:pPr>
-      <w:r>
-        <w:t>Balanced Binary Tree</w:t>
-      </w:r>
-    </w:p>
-    <w:p>
-      <w:pPr>
-        <w:pStyle w:val="ListParagraph"/>
-        <w:numPr>
-          <w:ilvl w:val="0"/>
-          <w:numId w:val="7"/>
-        </w:numPr>
-      </w:pPr>
-      <w:r>
-        <w:t>Same Tree</w:t>
-      </w:r>
-    </w:p>
-    <w:p>
-      <w:pPr>
-        <w:pStyle w:val="ListParagraph"/>
-        <w:numPr>
-          <w:ilvl w:val="0"/>
-          <w:numId w:val="7"/>
-        </w:numPr>
-      </w:pPr>
-      <w:r>
-        <w:t>Subtree of Another Tree</w:t>
-      </w:r>
-    </w:p>
-    <w:p>
-      <w:pPr>
-        <w:pStyle w:val="ListParagraph"/>
-        <w:numPr>
-          <w:ilvl w:val="0"/>
-          <w:numId w:val="7"/>
-        </w:numPr>
-      </w:pPr>
-      <w:r>
-        <w:t>Lowest Common Ancestor of a BST</w:t>
-      </w:r>
-    </w:p>
-    <w:p>
-      <w:pPr>
-        <w:pStyle w:val="ListParagraph"/>
-        <w:numPr>
-          <w:ilvl w:val="0"/>
-          <w:numId w:val="7"/>
-        </w:numPr>
-      </w:pPr>
-      <w:r>
-        <w:t>Binary Tree Level Order Traversal</w:t>
-      </w:r>
-    </w:p>
-    <w:p>
-      <w:pPr>
-        <w:pStyle w:val="ListParagraph"/>
-        <w:numPr>
-          <w:ilvl w:val="0"/>
-          <w:numId w:val="7"/>
-        </w:numPr>
-      </w:pPr>
-      <w:r>
-        <w:t>Binary Tree Right Side View</w:t>
-      </w:r>
-    </w:p>
-    <w:p>
-      <w:pPr>
-        <w:pStyle w:val="ListParagraph"/>
-        <w:numPr>
-          <w:ilvl w:val="0"/>
-          <w:numId w:val="7"/>
-        </w:numPr>
-      </w:pPr>
-      <w:r>
-        <w:t>Count Good Nodes in Binary Tree</w:t>
-      </w:r>
-    </w:p>
-    <w:p>
-      <w:pPr>
-        <w:pStyle w:val="ListParagraph"/>
-        <w:numPr>
-          <w:ilvl w:val="0"/>
-          <w:numId w:val="7"/>
-        </w:numPr>
-      </w:pPr>
-      <w:r>
-        <w:t>Validate Binary Search Tree</w:t>
-      </w:r>
-    </w:p>
-    <w:p>
-      <w:pPr>
-        <w:pStyle w:val="ListParagraph"/>
-        <w:numPr>
-          <w:ilvl w:val="0"/>
-          <w:numId w:val="7"/>
-        </w:numPr>
-      </w:pPr>
-      <w:r>
-        <w:t>Kth Smallest Element in a BST</w:t>
-      </w:r>
-    </w:p>
-    <w:p>
-      <w:pPr>
-        <w:pStyle w:val="ListParagraph"/>
-        <w:numPr>
-          <w:ilvl w:val="0"/>
-          <w:numId w:val="7"/>
-        </w:numPr>
-      </w:pPr>
-      <w:r>
-        <w:t xml:space="preserve">Construct Binary Tree from </w:t>
-      </w:r>
-      <w:proofErr w:type="spellStart"/>
-      <w:r>
-        <w:t>Preorder</w:t>
-      </w:r>
-      <w:proofErr w:type="spellEnd"/>
-      <w:r>
-        <w:t xml:space="preserve"> and </w:t>
-      </w:r>
-      <w:proofErr w:type="spellStart"/>
-      <w:r>
-        <w:t>Inorder</w:t>
-      </w:r>
-      <w:proofErr w:type="spellEnd"/>
-      <w:r>
-        <w:t xml:space="preserve"> Traversal</w:t>
-      </w:r>
-    </w:p>
-    <w:p>
-      <w:pPr>
-        <w:pStyle w:val="ListParagraph"/>
-        <w:numPr>
-          <w:ilvl w:val="0"/>
-          <w:numId w:val="7"/>
-        </w:numPr>
-      </w:pPr>
-      <w:r>
-        <w:t>Binary Tree Maximum Path Sum</w:t>
-      </w:r>
-    </w:p>
-    <w:p>
-      <w:pPr>
-        <w:pStyle w:val="ListParagraph"/>
-        <w:numPr>
-          <w:ilvl w:val="0"/>
-          <w:numId w:val="7"/>
-        </w:numPr>
-      </w:pPr>
-      <w:r>
-        <w:t xml:space="preserve">Serialize and </w:t>
-      </w:r>
-      <w:proofErr w:type="spellStart"/>
-      <w:r>
-        <w:t>Deserialize</w:t>
-      </w:r>
-      <w:proofErr w:type="spellEnd"/>
-      <w:r>
-        <w:t xml:space="preserve"> Binary Tree</w:t>
-      </w:r>
-    </w:p>
-    <w:p>
-      <w:r>
-        <w:t>8. Tries (3)</w:t>
-      </w:r>
-    </w:p>
-    <w:p>
-      <w:pPr>
-        <w:pStyle w:val="ListParagraph"/>
-        <w:numPr>
-          <w:ilvl w:val="0"/>
-          <w:numId w:val="8"/>
-        </w:numPr>
-      </w:pPr>
-      <w:r>
-        <w:t xml:space="preserve">Implement </w:t>
-      </w:r>
-      <w:proofErr w:type="spellStart"/>
-      <w:r>
-        <w:t>Trie</w:t>
-      </w:r>
-      <w:proofErr w:type="spellEnd"/>
-      <w:r>
-        <w:t xml:space="preserve"> (Prefix Tree)</w:t>
-      </w:r>
-    </w:p>
-    <w:p>
-      <w:pPr>
-        <w:pStyle w:val="ListParagraph"/>
-        <w:numPr>
-          <w:ilvl w:val="0"/>
-          <w:numId w:val="8"/>
-        </w:numPr>
-      </w:pPr>
-      <w:r>
-        <w:t>Design Add and Search Words Data Structure</w:t>
-      </w:r>
-    </w:p>
-    <w:p>
-      <w:pPr>
-        <w:pStyle w:val="ListParagraph"/>
-        <w:numPr>
-          <w:ilvl w:val="0"/>
-          <w:numId w:val="8"/>
-        </w:numPr>
-      </w:pPr>
-      <w:r>
-        <w:t>Word Search II</w:t>
-      </w:r>
-    </w:p>
-    <w:p>
-      <w:r>
-        <w:t>9. Heap / Priority Queue (3)</w:t>
-      </w:r>
-    </w:p>
-    <w:p>
-      <w:pPr>
-        <w:pStyle w:val="ListParagraph"/>
-        <w:numPr>
-          <w:ilvl w:val="0"/>
-          <w:numId w:val="9"/>
-        </w:numPr>
-      </w:pPr>
-      <w:r>
-        <w:t>Top K Frequent Elements</w:t>
-      </w:r>
-    </w:p>
-    <w:p>
-      <w:pPr>
-        <w:pStyle w:val="ListParagraph"/>
-        <w:numPr>
-          <w:ilvl w:val="0"/>
-          <w:numId w:val="9"/>
-        </w:numPr>
-      </w:pPr>
-      <w:r>
-        <w:t>Find Median from Data Stream</w:t>
-      </w:r>
-    </w:p>
-    <w:p>
-      <w:pPr>
-        <w:pStyle w:val="ListParagraph"/>
-        <w:numPr>
-          <w:ilvl w:val="0"/>
-          <w:numId w:val="9"/>
-        </w:numPr>
-      </w:pPr>
-      <w:r>
-        <w:t>Merge K Sorted Lists</w:t>
-      </w:r>
-    </w:p>
-    <w:p>
-      <w:r>
-        <w:t>10. Backtracking (5)</w:t>
-      </w:r>
-    </w:p>
-    <w:p>
-      <w:pPr>
-        <w:pStyle w:val="ListParagraph"/>
-        <w:numPr>
-          <w:ilvl w:val="0"/>
-          <w:numId w:val="10"/>
-        </w:numPr>
-      </w:pPr>
-      <w:r>
-        <w:t>Combination Sum</w:t>
-      </w:r>
-    </w:p>
-    <w:p>
-      <w:pPr>
-        <w:pStyle w:val="ListParagraph"/>
-        <w:numPr>
-          <w:ilvl w:val="0"/>
-          <w:numId w:val="10"/>
-        </w:numPr>
-      </w:pPr>
-      <w:r>
-        <w:t>Word Search</w:t>
-      </w:r>
-    </w:p>
-    <w:p>
-      <w:pPr>
-        <w:pStyle w:val="ListParagraph"/>
-        <w:numPr>
-          <w:ilvl w:val="0"/>
-          <w:numId w:val="10"/>
-        </w:numPr>
-      </w:pPr>
-      <w:r>
-        <w:t>Palindrome Partitioning</w:t>
-      </w:r>
-    </w:p>
-    <w:p>
-      <w:pPr>
-        <w:pStyle w:val="ListParagraph"/>
-        <w:numPr>
-          <w:ilvl w:val="0"/>
-          <w:numId w:val="10"/>
-        </w:numPr>
-      </w:pPr>
-      <w:r>
-        <w:t>Letter Combinations of a Phone Number</w:t>
-      </w:r>
-    </w:p>
-    <w:p>
-      <w:pPr>
-        <w:pStyle w:val="ListParagraph"/>
-        <w:numPr>
-          <w:ilvl w:val="0"/>
-          <w:numId w:val="10"/>
-        </w:numPr>
-      </w:pPr>
-      <w:r>
-        <w:t>Subsets</w:t>
-      </w:r>
-    </w:p>
-    <w:p>
-      <w:r>
-        <w:t>11. Graphs (6)</w:t>
-      </w:r>
-    </w:p>
-    <w:p>
-      <w:pPr>
-        <w:pStyle w:val="ListParagraph"/>
-        <w:numPr>
-          <w:ilvl w:val="0"/>
-          <w:numId w:val="11"/>
-        </w:numPr>
-      </w:pPr>
-      <w:r>
-        <w:t>Number of Islands</w:t>
-      </w:r>
-    </w:p>
-    <w:p>
-      <w:pPr>
-        <w:pStyle w:val="ListParagraph"/>
-        <w:numPr>
-          <w:ilvl w:val="0"/>
-          <w:numId w:val="11"/>
-        </w:numPr>
-      </w:pPr>
-      <w:r>
-        <w:t>Clone Graph</w:t>
-      </w:r>
-    </w:p>
-    <w:p>
-      <w:pPr>
-        <w:pStyle w:val="ListParagraph"/>
-        <w:numPr>
-          <w:ilvl w:val="0"/>
-          <w:numId w:val="11"/>
-        </w:numPr>
-      </w:pPr>
-      <w:r>
-        <w:t>Pacific Atlantic Water Flow</w:t>
-      </w:r>
-    </w:p>
-    <w:p>
-      <w:pPr>
-        <w:pStyle w:val="ListParagraph"/>
-        <w:numPr>
-          <w:ilvl w:val="0"/>
-          <w:numId w:val="11"/>
-        </w:numPr>
-      </w:pPr>
-      <w:r>
-        <w:t>Course Schedule</w:t>
-      </w:r>
-    </w:p>
-    <w:p>
-      <w:pPr>
-        <w:pStyle w:val="ListParagraph"/>
-        <w:numPr>
-          <w:ilvl w:val="0"/>
-          <w:numId w:val="11"/>
-        </w:numPr>
-      </w:pPr>
-      <w:r>
-        <w:t>Graph Valid Tree</w:t>
-      </w:r>
-    </w:p>
-    <w:p>
-      <w:pPr>
-        <w:pStyle w:val="ListParagraph"/>
-        <w:numPr>
-          <w:ilvl w:val="0"/>
-          <w:numId w:val="11"/>
-        </w:numPr>
-      </w:pPr>
-      <w:r>
-        <w:t>Number of Connected Components in an Undirected Graph</w:t>
-      </w:r>
-    </w:p>
-    <w:p>
-      <w:r>
-        <w:t>12. 1-D Dynamic Programming (7)</w:t>
-      </w:r>
-    </w:p>
-    <w:p>
-      <w:pPr>
-        <w:pStyle w:val="ListParagraph"/>
-        <w:numPr>
-          <w:ilvl w:val="0"/>
-          <w:numId w:val="12"/>
-        </w:numPr>
-      </w:pPr>
-      <w:r>
-        <w:t>Climbing Stairs</w:t>
-      </w:r>
     </w:p>
     <w:p>
       <w:pPr>
